--- a/Modelos_documentos/modelo_oficio_contrato_FLCH.docx
+++ b/Modelos_documentos/modelo_oficio_contrato_FLCH.docx
@@ -462,7 +462,6 @@
         </w:rPr>
         <w:t xml:space="preserve"> </w:t>
       </w:r>
-      <w:proofErr w:type="spellStart"/>
       <w:r>
         <w:rPr>
           <w:rFonts w:ascii="Arial MT"/>
@@ -470,7 +469,6 @@
         </w:rPr>
         <w:t>soft</w:t>
       </w:r>
-      <w:proofErr w:type="spellEnd"/>
     </w:p>
     <w:p>
       <w:pPr>
@@ -746,7 +744,6 @@
                               </w:rPr>
                               <w:t xml:space="preserve"> </w:t>
                             </w:r>
-                            <w:proofErr w:type="spellStart"/>
                             <w:r>
                               <w:rPr>
                                 <w:rFonts w:ascii="Arial MT" w:hAnsi="Arial MT"/>
@@ -754,7 +751,6 @@
                               </w:rPr>
                               <w:t>N°</w:t>
                             </w:r>
-                            <w:proofErr w:type="spellEnd"/>
                             <w:r>
                               <w:rPr>
                                 <w:rFonts w:ascii="Arial MT" w:hAnsi="Arial MT"/>
@@ -918,7 +914,6 @@
                         </w:rPr>
                         <w:t xml:space="preserve"> </w:t>
                       </w:r>
-                      <w:proofErr w:type="spellStart"/>
                       <w:r>
                         <w:rPr>
                           <w:rFonts w:ascii="Arial MT" w:hAnsi="Arial MT"/>
@@ -926,7 +921,6 @@
                         </w:rPr>
                         <w:t>N°</w:t>
                       </w:r>
-                      <w:proofErr w:type="spellEnd"/>
                       <w:r>
                         <w:rPr>
                           <w:rFonts w:ascii="Arial MT" w:hAnsi="Arial MT"/>
@@ -2141,8 +2135,10 @@
       <w:r>
         <w:rPr>
           <w:rFonts w:ascii="Arial MT" w:hAnsi="Arial MT"/>
-        </w:rPr>
-        <w:t>21 de mayo de 2025</w:t>
+          <w:b/>
+          <w:bCs/>
+        </w:rPr>
+        <w:t>fecha</w:t>
       </w:r>
     </w:p>
     <w:p>
@@ -2637,7 +2633,6 @@
         </w:rPr>
         <w:t xml:space="preserve"> </w:t>
       </w:r>
-      <w:proofErr w:type="spellStart"/>
       <w:r>
         <w:rPr>
           <w:b/>
@@ -2646,7 +2641,6 @@
         </w:rPr>
         <w:t>descripcion</w:t>
       </w:r>
-      <w:proofErr w:type="spellEnd"/>
       <w:r>
         <w:t>,</w:t>
       </w:r>
@@ -2782,7 +2776,6 @@
         </w:rPr>
         <w:t xml:space="preserve"> </w:t>
       </w:r>
-      <w:proofErr w:type="spellStart"/>
       <w:r>
         <w:rPr>
           <w:b/>
@@ -2791,7 +2784,6 @@
         </w:rPr>
         <w:t>monto_subtotal</w:t>
       </w:r>
-      <w:proofErr w:type="spellEnd"/>
       <w:r>
         <w:t>,</w:t>
       </w:r>
@@ -2828,7 +2820,6 @@
         </w:rPr>
         <w:t xml:space="preserve"> </w:t>
       </w:r>
-      <w:proofErr w:type="spellStart"/>
       <w:r>
         <w:rPr>
           <w:b/>
@@ -2837,7 +2828,6 @@
         </w:rPr>
         <w:t>categoria</w:t>
       </w:r>
-      <w:proofErr w:type="spellEnd"/>
       <w:r>
         <w:rPr>
           <w:spacing w:val="-4"/>
@@ -3322,7 +3312,6 @@
           <w:sz w:val="24"/>
         </w:rPr>
       </w:pPr>
-      <w:proofErr w:type="spellStart"/>
       <w:r>
         <w:rPr>
           <w:i/>
@@ -3330,17 +3319,7 @@
           <w:w w:val="70"/>
           <w:sz w:val="24"/>
         </w:rPr>
-        <w:t>cc</w:t>
-      </w:r>
-      <w:proofErr w:type="spellEnd"/>
-      <w:r>
-        <w:rPr>
-          <w:i/>
-          <w:spacing w:val="-5"/>
-          <w:w w:val="70"/>
-          <w:sz w:val="24"/>
-        </w:rPr>
-        <w:t>:</w:t>
+        <w:t>cc:</w:t>
       </w:r>
     </w:p>
     <w:p>
@@ -3358,18 +3337,8 @@
           <w:spacing w:val="-7"/>
           <w:sz w:val="24"/>
         </w:rPr>
-        <w:t>JAM/</w:t>
-      </w:r>
-      <w:proofErr w:type="spellStart"/>
-      <w:r>
-        <w:rPr>
-          <w:i/>
-          <w:spacing w:val="-7"/>
-          <w:sz w:val="24"/>
-        </w:rPr>
-        <w:t>ysc</w:t>
-      </w:r>
-      <w:proofErr w:type="spellEnd"/>
+        <w:t>JAM/ysc</w:t>
+      </w:r>
     </w:p>
     <w:sectPr>
       <w:type w:val="continuous"/>

--- a/Modelos_documentos/modelo_oficio_contrato_FLCH.docx
+++ b/Modelos_documentos/modelo_oficio_contrato_FLCH.docx
@@ -462,6 +462,7 @@
         </w:rPr>
         <w:t xml:space="preserve"> </w:t>
       </w:r>
+      <w:proofErr w:type="spellStart"/>
       <w:r>
         <w:rPr>
           <w:rFonts w:ascii="Arial MT"/>
@@ -469,6 +470,7 @@
         </w:rPr>
         <w:t>soft</w:t>
       </w:r>
+      <w:proofErr w:type="spellEnd"/>
     </w:p>
     <w:p>
       <w:pPr>
@@ -744,6 +746,7 @@
                               </w:rPr>
                               <w:t xml:space="preserve"> </w:t>
                             </w:r>
+                            <w:proofErr w:type="spellStart"/>
                             <w:r>
                               <w:rPr>
                                 <w:rFonts w:ascii="Arial MT" w:hAnsi="Arial MT"/>
@@ -751,6 +754,7 @@
                               </w:rPr>
                               <w:t>N°</w:t>
                             </w:r>
+                            <w:proofErr w:type="spellEnd"/>
                             <w:r>
                               <w:rPr>
                                 <w:rFonts w:ascii="Arial MT" w:hAnsi="Arial MT"/>
@@ -914,6 +918,7 @@
                         </w:rPr>
                         <w:t xml:space="preserve"> </w:t>
                       </w:r>
+                      <w:proofErr w:type="spellStart"/>
                       <w:r>
                         <w:rPr>
                           <w:rFonts w:ascii="Arial MT" w:hAnsi="Arial MT"/>
@@ -921,6 +926,7 @@
                         </w:rPr>
                         <w:t>N°</w:t>
                       </w:r>
+                      <w:proofErr w:type="spellEnd"/>
                       <w:r>
                         <w:rPr>
                           <w:rFonts w:ascii="Arial MT" w:hAnsi="Arial MT"/>
@@ -2135,10 +2141,33 @@
       <w:r>
         <w:rPr>
           <w:rFonts w:ascii="Arial MT" w:hAnsi="Arial MT"/>
-          <w:b/>
-          <w:bCs/>
-        </w:rPr>
-        <w:t>fecha</w:t>
+        </w:rPr>
+        <w:fldChar w:fldCharType="begin"/>
+      </w:r>
+      <w:r>
+        <w:rPr>
+          <w:rFonts w:ascii="Arial MT" w:hAnsi="Arial MT"/>
+        </w:rPr>
+        <w:instrText xml:space="preserve"> TIME \@ "d' de 'MMMM' de 'yyyy" </w:instrText>
+      </w:r>
+      <w:r>
+        <w:rPr>
+          <w:rFonts w:ascii="Arial MT" w:hAnsi="Arial MT"/>
+        </w:rPr>
+        <w:fldChar w:fldCharType="separate"/>
+      </w:r>
+      <w:r>
+        <w:rPr>
+          <w:rFonts w:ascii="Arial MT" w:hAnsi="Arial MT"/>
+          <w:noProof/>
+        </w:rPr>
+        <w:t>6 de junio de 2025</w:t>
+      </w:r>
+      <w:r>
+        <w:rPr>
+          <w:rFonts w:ascii="Arial MT" w:hAnsi="Arial MT"/>
+        </w:rPr>
+        <w:fldChar w:fldCharType="end"/>
       </w:r>
     </w:p>
     <w:p>
@@ -2633,6 +2662,7 @@
         </w:rPr>
         <w:t xml:space="preserve"> </w:t>
       </w:r>
+      <w:proofErr w:type="spellStart"/>
       <w:r>
         <w:rPr>
           <w:b/>
@@ -2641,6 +2671,7 @@
         </w:rPr>
         <w:t>descripcion</w:t>
       </w:r>
+      <w:proofErr w:type="spellEnd"/>
       <w:r>
         <w:t>,</w:t>
       </w:r>
@@ -2776,6 +2807,7 @@
         </w:rPr>
         <w:t xml:space="preserve"> </w:t>
       </w:r>
+      <w:proofErr w:type="spellStart"/>
       <w:r>
         <w:rPr>
           <w:b/>
@@ -2784,6 +2816,7 @@
         </w:rPr>
         <w:t>monto_subtotal</w:t>
       </w:r>
+      <w:proofErr w:type="spellEnd"/>
       <w:r>
         <w:t>,</w:t>
       </w:r>
@@ -2820,6 +2853,7 @@
         </w:rPr>
         <w:t xml:space="preserve"> </w:t>
       </w:r>
+      <w:proofErr w:type="spellStart"/>
       <w:r>
         <w:rPr>
           <w:b/>
@@ -2828,6 +2862,7 @@
         </w:rPr>
         <w:t>categoria</w:t>
       </w:r>
+      <w:proofErr w:type="spellEnd"/>
       <w:r>
         <w:rPr>
           <w:spacing w:val="-4"/>
@@ -3312,6 +3347,7 @@
           <w:sz w:val="24"/>
         </w:rPr>
       </w:pPr>
+      <w:proofErr w:type="spellStart"/>
       <w:r>
         <w:rPr>
           <w:i/>
@@ -3319,7 +3355,17 @@
           <w:w w:val="70"/>
           <w:sz w:val="24"/>
         </w:rPr>
-        <w:t>cc:</w:t>
+        <w:t>cc</w:t>
+      </w:r>
+      <w:proofErr w:type="spellEnd"/>
+      <w:r>
+        <w:rPr>
+          <w:i/>
+          <w:spacing w:val="-5"/>
+          <w:w w:val="70"/>
+          <w:sz w:val="24"/>
+        </w:rPr>
+        <w:t>:</w:t>
       </w:r>
     </w:p>
     <w:p>
@@ -3337,8 +3383,18 @@
           <w:spacing w:val="-7"/>
           <w:sz w:val="24"/>
         </w:rPr>
-        <w:t>JAM/ysc</w:t>
-      </w:r>
+        <w:t>JAM/</w:t>
+      </w:r>
+      <w:proofErr w:type="spellStart"/>
+      <w:r>
+        <w:rPr>
+          <w:i/>
+          <w:spacing w:val="-7"/>
+          <w:sz w:val="24"/>
+        </w:rPr>
+        <w:t>ysc</w:t>
+      </w:r>
+      <w:proofErr w:type="spellEnd"/>
     </w:p>
     <w:sectPr>
       <w:type w:val="continuous"/>

--- a/Modelos_documentos/modelo_oficio_contrato_FLCH.docx
+++ b/Modelos_documentos/modelo_oficio_contrato_FLCH.docx
@@ -1,6 +1,6 @@
 
 <file path=word/document.xml><?xml version="1.0" encoding="utf-8"?>
-<w:document xmlns:wpc="http://schemas.microsoft.com/office/word/2010/wordprocessingCanvas" xmlns:cx="http://schemas.microsoft.com/office/drawing/2014/chartex" xmlns:cx1="http://schemas.microsoft.com/office/drawing/2015/9/8/chartex" xmlns:cx2="http://schemas.microsoft.com/office/drawing/2015/10/21/chartex" xmlns:cx3="http://schemas.microsoft.com/office/drawing/2016/5/9/chartex" xmlns:cx4="http://schemas.microsoft.com/office/drawing/2016/5/10/chartex" xmlns:cx5="http://schemas.microsoft.com/office/drawing/2016/5/11/chartex" xmlns:cx6="http://schemas.microsoft.com/office/drawing/2016/5/12/chartex" xmlns:cx7="http://schemas.microsoft.com/office/drawing/2016/5/13/chartex" xmlns:cx8="http://schemas.microsoft.com/office/drawing/2016/5/14/chartex" xmlns:mc="http://schemas.openxmlformats.org/markup-compatibility/2006" xmlns:aink="http://schemas.microsoft.com/office/drawing/2016/ink" xmlns:am3d="http://schemas.microsoft.com/office/drawing/2017/model3d" xmlns:o="urn:schemas-microsoft-com:office:office" xmlns:oel="http://schemas.microsoft.com/office/2019/extlst" xmlns:r="http://schemas.openxmlformats.org/officeDocument/2006/relationships" xmlns:m="http://schemas.openxmlformats.org/officeDocument/2006/math" xmlns:v="urn:schemas-microsoft-com:vml" xmlns:wp14="http://schemas.microsoft.com/office/word/2010/wordprocessingDrawing" xmlns:wp="http://schemas.openxmlformats.org/drawingml/2006/wordprocessingDrawing" xmlns:w10="urn:schemas-microsoft-com:office:word" xmlns:w="http://schemas.openxmlformats.org/wordprocessingml/2006/main" xmlns:w14="http://schemas.microsoft.com/office/word/2010/wordml" xmlns:w15="http://schemas.microsoft.com/office/word/2012/wordml" xmlns:w16cex="http://schemas.microsoft.com/office/word/2018/wordml/cex" xmlns:w16cid="http://schemas.microsoft.com/office/word/2016/wordml/cid" xmlns:w16="http://schemas.microsoft.com/office/word/2018/wordml" xmlns:w16du="http://schemas.microsoft.com/office/word/2023/wordml/word16du" xmlns:w16sdtdh="http://schemas.microsoft.com/office/word/2020/wordml/sdtdatahash" xmlns:w16sdtfl="http://schemas.microsoft.com/office/word/2024/wordml/sdtformatlock" xmlns:w16se="http://schemas.microsoft.com/office/word/2015/wordml/symex" xmlns:wpg="http://schemas.microsoft.com/office/word/2010/wordprocessingGroup" xmlns:wpi="http://schemas.microsoft.com/office/word/2010/wordprocessingInk" xmlns:wne="http://schemas.microsoft.com/office/word/2006/wordml" xmlns:wps="http://schemas.microsoft.com/office/word/2010/wordprocessingShape" mc:Ignorable="w14 w15 w16se w16cid w16 w16cex w16sdtdh w16sdtfl w16du wp14">
+<w:document xmlns:wpc="http://schemas.microsoft.com/office/word/2010/wordprocessingCanvas" xmlns:cx="http://schemas.microsoft.com/office/drawing/2014/chartex" xmlns:cx1="http://schemas.microsoft.com/office/drawing/2015/9/8/chartex" xmlns:cx2="http://schemas.microsoft.com/office/drawing/2015/10/21/chartex" xmlns:cx3="http://schemas.microsoft.com/office/drawing/2016/5/9/chartex" xmlns:cx4="http://schemas.microsoft.com/office/drawing/2016/5/10/chartex" xmlns:cx5="http://schemas.microsoft.com/office/drawing/2016/5/11/chartex" xmlns:cx6="http://schemas.microsoft.com/office/drawing/2016/5/12/chartex" xmlns:cx7="http://schemas.microsoft.com/office/drawing/2016/5/13/chartex" xmlns:cx8="http://schemas.microsoft.com/office/drawing/2016/5/14/chartex" xmlns:mc="http://schemas.openxmlformats.org/markup-compatibility/2006" xmlns:aink="http://schemas.microsoft.com/office/drawing/2016/ink" xmlns:am3d="http://schemas.microsoft.com/office/drawing/2017/model3d" xmlns:o="urn:schemas-microsoft-com:office:office" xmlns:oel="http://schemas.microsoft.com/office/2019/extlst" xmlns:r="http://schemas.openxmlformats.org/officeDocument/2006/relationships" xmlns:m="http://schemas.openxmlformats.org/officeDocument/2006/math" xmlns:v="urn:schemas-microsoft-com:vml" xmlns:wp14="http://schemas.microsoft.com/office/word/2010/wordprocessingDrawing" xmlns:wp="http://schemas.openxmlformats.org/drawingml/2006/wordprocessingDrawing" xmlns:w10="urn:schemas-microsoft-com:office:word" xmlns:w="http://schemas.openxmlformats.org/wordprocessingml/2006/main" xmlns:w14="http://schemas.microsoft.com/office/word/2010/wordml" xmlns:w15="http://schemas.microsoft.com/office/word/2012/wordml" xmlns:w16cex="http://schemas.microsoft.com/office/word/2018/wordml/cex" xmlns:w16cid="http://schemas.microsoft.com/office/word/2016/wordml/cid" xmlns:w16="http://schemas.microsoft.com/office/word/2018/wordml" xmlns:w16sdtdh="http://schemas.microsoft.com/office/word/2020/wordml/sdtdatahash" xmlns:w16se="http://schemas.microsoft.com/office/word/2015/wordml/symex" xmlns:wpg="http://schemas.microsoft.com/office/word/2010/wordprocessingGroup" xmlns:wpi="http://schemas.microsoft.com/office/word/2010/wordprocessingInk" xmlns:wne="http://schemas.microsoft.com/office/word/2006/wordml" xmlns:wps="http://schemas.microsoft.com/office/word/2010/wordprocessingShape" mc:Ignorable="w14 w15 w16se w16cid w16 w16cex w16sdtdh wp14">
   <w:body>
     <w:p>
       <w:pPr>
@@ -2140,19 +2140,20 @@
       </w:r>
       <w:r>
         <w:rPr>
+          <w:rFonts w:ascii="Arial MT"/>
+        </w:rPr>
+        <w:fldChar w:fldCharType="begin"/>
+      </w:r>
+      <w:r>
+        <w:rPr>
           <w:rFonts w:ascii="Arial MT" w:hAnsi="Arial MT"/>
-        </w:rPr>
-        <w:fldChar w:fldCharType="begin"/>
-      </w:r>
-      <w:r>
-        <w:rPr>
-          <w:rFonts w:ascii="Arial MT" w:hAnsi="Arial MT"/>
-        </w:rPr>
-        <w:instrText xml:space="preserve"> TIME \@ "d' de 'MMMM' de 'yyyy" </w:instrText>
-      </w:r>
-      <w:r>
-        <w:rPr>
-          <w:rFonts w:ascii="Arial MT" w:hAnsi="Arial MT"/>
+          <w:lang w:val="es-PE"/>
+        </w:rPr>
+        <w:instrText xml:space="preserve"> TIME \@ "d 'de' MMMM 'de' yyyy" </w:instrText>
+      </w:r>
+      <w:r>
+        <w:rPr>
+          <w:rFonts w:ascii="Arial MT"/>
         </w:rPr>
         <w:fldChar w:fldCharType="separate"/>
       </w:r>
@@ -2160,12 +2161,13 @@
         <w:rPr>
           <w:rFonts w:ascii="Arial MT" w:hAnsi="Arial MT"/>
           <w:noProof/>
-        </w:rPr>
-        <w:t>6 de junio de 2025</w:t>
-      </w:r>
-      <w:r>
-        <w:rPr>
-          <w:rFonts w:ascii="Arial MT" w:hAnsi="Arial MT"/>
+          <w:lang w:val="es-PE"/>
+        </w:rPr>
+        <w:t>7 de Junio de 2025</w:t>
+      </w:r>
+      <w:r>
+        <w:rPr>
+          <w:rFonts w:ascii="Arial MT"/>
         </w:rPr>
         <w:fldChar w:fldCharType="end"/>
       </w:r>
@@ -2266,11 +2268,19 @@
         </w:rPr>
         <w:t xml:space="preserve">Morales </w:t>
       </w:r>
+      <w:proofErr w:type="gramStart"/>
       <w:r>
         <w:rPr>
           <w:sz w:val="24"/>
         </w:rPr>
-        <w:t xml:space="preserve">Directora administrativa </w:t>
+        <w:t>Directora</w:t>
+      </w:r>
+      <w:proofErr w:type="gramEnd"/>
+      <w:r>
+        <w:rPr>
+          <w:sz w:val="24"/>
+        </w:rPr>
+        <w:t xml:space="preserve"> administrativa </w:t>
       </w:r>
       <w:r>
         <w:rPr>
@@ -3407,7 +3417,7 @@
 </file>
 
 <file path=word/styles.xml><?xml version="1.0" encoding="utf-8"?>
-<w:styles xmlns:mc="http://schemas.openxmlformats.org/markup-compatibility/2006" xmlns:r="http://schemas.openxmlformats.org/officeDocument/2006/relationships" xmlns:w="http://schemas.openxmlformats.org/wordprocessingml/2006/main" xmlns:w14="http://schemas.microsoft.com/office/word/2010/wordml" xmlns:w15="http://schemas.microsoft.com/office/word/2012/wordml" xmlns:w16cex="http://schemas.microsoft.com/office/word/2018/wordml/cex" xmlns:w16cid="http://schemas.microsoft.com/office/word/2016/wordml/cid" xmlns:w16="http://schemas.microsoft.com/office/word/2018/wordml" xmlns:w16du="http://schemas.microsoft.com/office/word/2023/wordml/word16du" xmlns:w16sdtdh="http://schemas.microsoft.com/office/word/2020/wordml/sdtdatahash" xmlns:w16sdtfl="http://schemas.microsoft.com/office/word/2024/wordml/sdtformatlock" xmlns:w16se="http://schemas.microsoft.com/office/word/2015/wordml/symex" mc:Ignorable="w14 w15 w16se w16cid w16 w16cex w16sdtdh w16sdtfl w16du">
+<w:styles xmlns:mc="http://schemas.openxmlformats.org/markup-compatibility/2006" xmlns:r="http://schemas.openxmlformats.org/officeDocument/2006/relationships" xmlns:w="http://schemas.openxmlformats.org/wordprocessingml/2006/main" xmlns:w14="http://schemas.microsoft.com/office/word/2010/wordml" xmlns:w15="http://schemas.microsoft.com/office/word/2012/wordml" xmlns:w16cex="http://schemas.microsoft.com/office/word/2018/wordml/cex" xmlns:w16cid="http://schemas.microsoft.com/office/word/2016/wordml/cid" xmlns:w16="http://schemas.microsoft.com/office/word/2018/wordml" xmlns:w16sdtdh="http://schemas.microsoft.com/office/word/2020/wordml/sdtdatahash" xmlns:w16se="http://schemas.microsoft.com/office/word/2015/wordml/symex" mc:Ignorable="w14 w15 w16se w16cid w16 w16cex w16sdtdh">
   <w:docDefaults>
     <w:rPrDefault>
       <w:rPr>

--- a/Modelos_documentos/modelo_oficio_contrato_FLCH.docx
+++ b/Modelos_documentos/modelo_oficio_contrato_FLCH.docx
@@ -1,6 +1,6 @@
 
 <file path=word/document.xml><?xml version="1.0" encoding="utf-8"?>
-<w:document xmlns:wpc="http://schemas.microsoft.com/office/word/2010/wordprocessingCanvas" xmlns:cx="http://schemas.microsoft.com/office/drawing/2014/chartex" xmlns:cx1="http://schemas.microsoft.com/office/drawing/2015/9/8/chartex" xmlns:cx2="http://schemas.microsoft.com/office/drawing/2015/10/21/chartex" xmlns:cx3="http://schemas.microsoft.com/office/drawing/2016/5/9/chartex" xmlns:cx4="http://schemas.microsoft.com/office/drawing/2016/5/10/chartex" xmlns:cx5="http://schemas.microsoft.com/office/drawing/2016/5/11/chartex" xmlns:cx6="http://schemas.microsoft.com/office/drawing/2016/5/12/chartex" xmlns:cx7="http://schemas.microsoft.com/office/drawing/2016/5/13/chartex" xmlns:cx8="http://schemas.microsoft.com/office/drawing/2016/5/14/chartex" xmlns:mc="http://schemas.openxmlformats.org/markup-compatibility/2006" xmlns:aink="http://schemas.microsoft.com/office/drawing/2016/ink" xmlns:am3d="http://schemas.microsoft.com/office/drawing/2017/model3d" xmlns:o="urn:schemas-microsoft-com:office:office" xmlns:oel="http://schemas.microsoft.com/office/2019/extlst" xmlns:r="http://schemas.openxmlformats.org/officeDocument/2006/relationships" xmlns:m="http://schemas.openxmlformats.org/officeDocument/2006/math" xmlns:v="urn:schemas-microsoft-com:vml" xmlns:wp14="http://schemas.microsoft.com/office/word/2010/wordprocessingDrawing" xmlns:wp="http://schemas.openxmlformats.org/drawingml/2006/wordprocessingDrawing" xmlns:w10="urn:schemas-microsoft-com:office:word" xmlns:w="http://schemas.openxmlformats.org/wordprocessingml/2006/main" xmlns:w14="http://schemas.microsoft.com/office/word/2010/wordml" xmlns:w15="http://schemas.microsoft.com/office/word/2012/wordml" xmlns:w16cex="http://schemas.microsoft.com/office/word/2018/wordml/cex" xmlns:w16cid="http://schemas.microsoft.com/office/word/2016/wordml/cid" xmlns:w16="http://schemas.microsoft.com/office/word/2018/wordml" xmlns:w16sdtdh="http://schemas.microsoft.com/office/word/2020/wordml/sdtdatahash" xmlns:w16se="http://schemas.microsoft.com/office/word/2015/wordml/symex" xmlns:wpg="http://schemas.microsoft.com/office/word/2010/wordprocessingGroup" xmlns:wpi="http://schemas.microsoft.com/office/word/2010/wordprocessingInk" xmlns:wne="http://schemas.microsoft.com/office/word/2006/wordml" xmlns:wps="http://schemas.microsoft.com/office/word/2010/wordprocessingShape" mc:Ignorable="w14 w15 w16se w16cid w16 w16cex w16sdtdh wp14">
+<w:document xmlns:wpc="http://schemas.microsoft.com/office/word/2010/wordprocessingCanvas" xmlns:cx="http://schemas.microsoft.com/office/drawing/2014/chartex" xmlns:cx1="http://schemas.microsoft.com/office/drawing/2015/9/8/chartex" xmlns:cx2="http://schemas.microsoft.com/office/drawing/2015/10/21/chartex" xmlns:cx3="http://schemas.microsoft.com/office/drawing/2016/5/9/chartex" xmlns:cx4="http://schemas.microsoft.com/office/drawing/2016/5/10/chartex" xmlns:cx5="http://schemas.microsoft.com/office/drawing/2016/5/11/chartex" xmlns:cx6="http://schemas.microsoft.com/office/drawing/2016/5/12/chartex" xmlns:cx7="http://schemas.microsoft.com/office/drawing/2016/5/13/chartex" xmlns:cx8="http://schemas.microsoft.com/office/drawing/2016/5/14/chartex" xmlns:mc="http://schemas.openxmlformats.org/markup-compatibility/2006" xmlns:aink="http://schemas.microsoft.com/office/drawing/2016/ink" xmlns:am3d="http://schemas.microsoft.com/office/drawing/2017/model3d" xmlns:o="urn:schemas-microsoft-com:office:office" xmlns:oel="http://schemas.microsoft.com/office/2019/extlst" xmlns:r="http://schemas.openxmlformats.org/officeDocument/2006/relationships" xmlns:m="http://schemas.openxmlformats.org/officeDocument/2006/math" xmlns:v="urn:schemas-microsoft-com:vml" xmlns:wp14="http://schemas.microsoft.com/office/word/2010/wordprocessingDrawing" xmlns:wp="http://schemas.openxmlformats.org/drawingml/2006/wordprocessingDrawing" xmlns:w10="urn:schemas-microsoft-com:office:word" xmlns:w="http://schemas.openxmlformats.org/wordprocessingml/2006/main" xmlns:w14="http://schemas.microsoft.com/office/word/2010/wordml" xmlns:w15="http://schemas.microsoft.com/office/word/2012/wordml" xmlns:w16cex="http://schemas.microsoft.com/office/word/2018/wordml/cex" xmlns:w16cid="http://schemas.microsoft.com/office/word/2016/wordml/cid" xmlns:w16="http://schemas.microsoft.com/office/word/2018/wordml" xmlns:w16du="http://schemas.microsoft.com/office/word/2023/wordml/word16du" xmlns:w16sdtdh="http://schemas.microsoft.com/office/word/2020/wordml/sdtdatahash" xmlns:w16sdtfl="http://schemas.microsoft.com/office/word/2024/wordml/sdtformatlock" xmlns:w16se="http://schemas.microsoft.com/office/word/2015/wordml/symex" xmlns:wpg="http://schemas.microsoft.com/office/word/2010/wordprocessingGroup" xmlns:wpi="http://schemas.microsoft.com/office/word/2010/wordprocessingInk" xmlns:wne="http://schemas.microsoft.com/office/word/2006/wordml" xmlns:wps="http://schemas.microsoft.com/office/word/2010/wordprocessingShape" mc:Ignorable="w14 w15 w16se w16cid w16 w16cex w16sdtdh w16sdtfl w16du wp14">
   <w:body>
     <w:p>
       <w:pPr>
@@ -301,15 +301,17 @@
         <w:ind w:left="2012" w:right="1101"/>
         <w:jc w:val="center"/>
         <w:rPr>
-          <w:sz w:val="19"/>
-        </w:rPr>
-      </w:pPr>
-      <w:r>
-        <w:rPr>
           <w:color w:val="1F3863"/>
           <w:spacing w:val="-4"/>
           <w:sz w:val="19"/>
         </w:rPr>
+      </w:pPr>
+      <w:r>
+        <w:rPr>
+          <w:color w:val="1F3863"/>
+          <w:spacing w:val="-4"/>
+          <w:sz w:val="19"/>
+        </w:rPr>
         <w:t>FACULTAD</w:t>
       </w:r>
       <w:r>
@@ -342,8 +344,18 @@
           <w:spacing w:val="-4"/>
           <w:sz w:val="19"/>
         </w:rPr>
-        <w:t xml:space="preserve">Y CIENCIAS HUAMANAS </w:t>
-      </w:r>
+        <w:t>Y CIENCIAS HUMANAS</w:t>
+      </w:r>
+    </w:p>
+    <w:p>
+      <w:pPr>
+        <w:spacing w:before="5" w:line="237" w:lineRule="auto"/>
+        <w:ind w:left="2012" w:right="1101"/>
+        <w:jc w:val="center"/>
+        <w:rPr>
+          <w:sz w:val="19"/>
+        </w:rPr>
+      </w:pPr>
       <w:r>
         <w:rPr>
           <w:color w:val="1F3863"/>
@@ -2163,7 +2175,7 @@
           <w:noProof/>
           <w:lang w:val="es-PE"/>
         </w:rPr>
-        <w:t>7 de Junio de 2025</w:t>
+        <w:t>19 de Junio de 2025</w:t>
       </w:r>
       <w:r>
         <w:rPr>
@@ -2268,19 +2280,11 @@
         </w:rPr>
         <w:t xml:space="preserve">Morales </w:t>
       </w:r>
-      <w:proofErr w:type="gramStart"/>
       <w:r>
         <w:rPr>
           <w:sz w:val="24"/>
         </w:rPr>
-        <w:t>Directora</w:t>
-      </w:r>
-      <w:proofErr w:type="gramEnd"/>
-      <w:r>
-        <w:rPr>
-          <w:sz w:val="24"/>
-        </w:rPr>
-        <w:t xml:space="preserve"> administrativa </w:t>
+        <w:t xml:space="preserve">Directora administrativa </w:t>
       </w:r>
       <w:r>
         <w:rPr>
@@ -2406,19 +2410,11 @@
       <w:r>
         <w:t>-</w:t>
       </w:r>
-    </w:p>
-    <w:p>
-      <w:pPr>
-        <w:pStyle w:val="Textoindependiente"/>
-        <w:spacing w:line="274" w:lineRule="exact"/>
-        <w:ind w:left="-1" w:right="1092"/>
-        <w:jc w:val="center"/>
-      </w:pPr>
       <w:r>
         <w:rPr>
           <w:spacing w:val="-4"/>
         </w:rPr>
-        <w:t>primera</w:t>
+        <w:t>segunda</w:t>
       </w:r>
       <w:r>
         <w:rPr>
@@ -2979,7 +2975,7 @@
         <w:rPr>
           <w:spacing w:val="-4"/>
         </w:rPr>
-        <w:t>primera</w:t>
+        <w:t>segunda</w:t>
       </w:r>
       <w:r>
         <w:rPr>
@@ -3304,6 +3300,12 @@
       </w:r>
       <w:r>
         <w:rPr>
+          <w:spacing w:val="-10"/>
+        </w:rPr>
+        <w:t xml:space="preserve">la </w:t>
+      </w:r>
+      <w:r>
+        <w:rPr>
           <w:spacing w:val="-2"/>
         </w:rPr>
         <w:t>Dirección</w:t>
@@ -3417,7 +3419,7 @@
 </file>
 
 <file path=word/styles.xml><?xml version="1.0" encoding="utf-8"?>
-<w:styles xmlns:mc="http://schemas.openxmlformats.org/markup-compatibility/2006" xmlns:r="http://schemas.openxmlformats.org/officeDocument/2006/relationships" xmlns:w="http://schemas.openxmlformats.org/wordprocessingml/2006/main" xmlns:w14="http://schemas.microsoft.com/office/word/2010/wordml" xmlns:w15="http://schemas.microsoft.com/office/word/2012/wordml" xmlns:w16cex="http://schemas.microsoft.com/office/word/2018/wordml/cex" xmlns:w16cid="http://schemas.microsoft.com/office/word/2016/wordml/cid" xmlns:w16="http://schemas.microsoft.com/office/word/2018/wordml" xmlns:w16sdtdh="http://schemas.microsoft.com/office/word/2020/wordml/sdtdatahash" xmlns:w16se="http://schemas.microsoft.com/office/word/2015/wordml/symex" mc:Ignorable="w14 w15 w16se w16cid w16 w16cex w16sdtdh">
+<w:styles xmlns:mc="http://schemas.openxmlformats.org/markup-compatibility/2006" xmlns:r="http://schemas.openxmlformats.org/officeDocument/2006/relationships" xmlns:w="http://schemas.openxmlformats.org/wordprocessingml/2006/main" xmlns:w14="http://schemas.microsoft.com/office/word/2010/wordml" xmlns:w15="http://schemas.microsoft.com/office/word/2012/wordml" xmlns:w16cex="http://schemas.microsoft.com/office/word/2018/wordml/cex" xmlns:w16cid="http://schemas.microsoft.com/office/word/2016/wordml/cid" xmlns:w16="http://schemas.microsoft.com/office/word/2018/wordml" xmlns:w16du="http://schemas.microsoft.com/office/word/2023/wordml/word16du" xmlns:w16sdtdh="http://schemas.microsoft.com/office/word/2020/wordml/sdtdatahash" xmlns:w16sdtfl="http://schemas.microsoft.com/office/word/2024/wordml/sdtformatlock" xmlns:w16se="http://schemas.microsoft.com/office/word/2015/wordml/symex" mc:Ignorable="w14 w15 w16se w16cid w16 w16cex w16sdtdh w16sdtfl w16du">
   <w:docDefaults>
     <w:rPrDefault>
       <w:rPr>

--- a/Modelos_documentos/modelo_oficio_contrato_FLCH.docx
+++ b/Modelos_documentos/modelo_oficio_contrato_FLCH.docx
@@ -2280,11 +2280,19 @@
         </w:rPr>
         <w:t xml:space="preserve">Morales </w:t>
       </w:r>
+      <w:proofErr w:type="gramStart"/>
       <w:r>
         <w:rPr>
           <w:sz w:val="24"/>
         </w:rPr>
-        <w:t xml:space="preserve">Directora administrativa </w:t>
+        <w:t>Directora</w:t>
+      </w:r>
+      <w:proofErr w:type="gramEnd"/>
+      <w:r>
+        <w:rPr>
+          <w:sz w:val="24"/>
+        </w:rPr>
+        <w:t xml:space="preserve"> administrativa </w:t>
       </w:r>
       <w:r>
         <w:rPr>
@@ -2386,11 +2394,20 @@
         <w:t xml:space="preserve"> </w:t>
       </w:r>
       <w:r>
-        <w:t>servicios N.°00</w:t>
-      </w:r>
-      <w:r>
-        <w:t>0</w:t>
-      </w:r>
+        <w:t xml:space="preserve">servicios </w:t>
+      </w:r>
+      <w:proofErr w:type="spellStart"/>
+      <w:r>
+        <w:t>N.°</w:t>
+      </w:r>
+      <w:r>
+        <w:rPr>
+          <w:b/>
+          <w:bCs/>
+        </w:rPr>
+        <w:t>Nro_Contrato</w:t>
+      </w:r>
+      <w:proofErr w:type="spellEnd"/>
       <w:r>
         <w:rPr>
           <w:spacing w:val="-15"/>

--- a/Modelos_documentos/modelo_oficio_contrato_FLCH.docx
+++ b/Modelos_documentos/modelo_oficio_contrato_FLCH.docx
@@ -4,624 +4,8 @@
   <w:body>
     <w:p>
       <w:pPr>
-        <w:tabs>
-          <w:tab w:val="left" w:pos="6609"/>
-        </w:tabs>
-        <w:ind w:left="4164" w:right="-58"/>
-        <w:rPr>
-          <w:position w:val="5"/>
-          <w:sz w:val="20"/>
-        </w:rPr>
-      </w:pPr>
-      <w:r>
-        <w:rPr>
-          <w:noProof/>
-          <w:sz w:val="20"/>
-        </w:rPr>
-        <w:drawing>
-          <wp:inline distT="0" distB="0" distL="0" distR="0" wp14:anchorId="7EA07509" wp14:editId="6CB6CC15">
-            <wp:extent cx="448055" cy="530351"/>
-            <wp:effectExtent l="0" t="0" r="0" b="0"/>
-            <wp:docPr id="1" name="Image 1"/>
-            <wp:cNvGraphicFramePr>
-              <a:graphicFrameLocks xmlns:a="http://schemas.openxmlformats.org/drawingml/2006/main"/>
-            </wp:cNvGraphicFramePr>
-            <a:graphic xmlns:a="http://schemas.openxmlformats.org/drawingml/2006/main">
-              <a:graphicData uri="http://schemas.openxmlformats.org/drawingml/2006/picture">
-                <pic:pic xmlns:pic="http://schemas.openxmlformats.org/drawingml/2006/picture">
-                  <pic:nvPicPr>
-                    <pic:cNvPr id="1" name="Image 1"/>
-                    <pic:cNvPicPr/>
-                  </pic:nvPicPr>
-                  <pic:blipFill>
-                    <a:blip r:embed="rId4" cstate="print"/>
-                    <a:stretch>
-                      <a:fillRect/>
-                    </a:stretch>
-                  </pic:blipFill>
-                  <pic:spPr>
-                    <a:xfrm>
-                      <a:off x="0" y="0"/>
-                      <a:ext cx="448055" cy="530351"/>
-                    </a:xfrm>
-                    <a:prstGeom prst="rect">
-                      <a:avLst/>
-                    </a:prstGeom>
-                  </pic:spPr>
-                </pic:pic>
-              </a:graphicData>
-            </a:graphic>
-          </wp:inline>
-        </w:drawing>
-      </w:r>
-      <w:r>
-        <w:rPr>
-          <w:sz w:val="20"/>
-        </w:rPr>
-        <w:tab/>
-      </w:r>
-      <w:r>
-        <w:rPr>
-          <w:noProof/>
-          <w:position w:val="5"/>
-          <w:sz w:val="20"/>
-        </w:rPr>
-        <w:drawing>
-          <wp:inline distT="0" distB="0" distL="0" distR="0" wp14:anchorId="3BC03E89" wp14:editId="592BDFD1">
-            <wp:extent cx="896112" cy="426720"/>
-            <wp:effectExtent l="0" t="0" r="0" b="0"/>
-            <wp:docPr id="2" name="Image 2"/>
-            <wp:cNvGraphicFramePr>
-              <a:graphicFrameLocks xmlns:a="http://schemas.openxmlformats.org/drawingml/2006/main"/>
-            </wp:cNvGraphicFramePr>
-            <a:graphic xmlns:a="http://schemas.openxmlformats.org/drawingml/2006/main">
-              <a:graphicData uri="http://schemas.openxmlformats.org/drawingml/2006/picture">
-                <pic:pic xmlns:pic="http://schemas.openxmlformats.org/drawingml/2006/picture">
-                  <pic:nvPicPr>
-                    <pic:cNvPr id="2" name="Image 2"/>
-                    <pic:cNvPicPr/>
-                  </pic:nvPicPr>
-                  <pic:blipFill>
-                    <a:blip r:embed="rId5" cstate="print"/>
-                    <a:stretch>
-                      <a:fillRect/>
-                    </a:stretch>
-                  </pic:blipFill>
-                  <pic:spPr>
-                    <a:xfrm>
-                      <a:off x="0" y="0"/>
-                      <a:ext cx="896112" cy="426720"/>
-                    </a:xfrm>
-                    <a:prstGeom prst="rect">
-                      <a:avLst/>
-                    </a:prstGeom>
-                  </pic:spPr>
-                </pic:pic>
-              </a:graphicData>
-            </a:graphic>
-          </wp:inline>
-        </w:drawing>
-      </w:r>
-    </w:p>
-    <w:p>
-      <w:pPr>
-        <w:spacing w:before="7" w:line="251" w:lineRule="exact"/>
-        <w:ind w:left="920" w:right="14"/>
-        <w:jc w:val="center"/>
-        <w:rPr>
-          <w:b/>
-        </w:rPr>
-      </w:pPr>
-      <w:r>
-        <w:rPr>
-          <w:b/>
-          <w:color w:val="1F3863"/>
-          <w:w w:val="90"/>
-        </w:rPr>
-        <w:t>UNIVERSIDAD</w:t>
-      </w:r>
-      <w:r>
-        <w:rPr>
-          <w:b/>
-          <w:color w:val="1F3863"/>
-          <w:spacing w:val="29"/>
-        </w:rPr>
-        <w:t xml:space="preserve"> </w:t>
-      </w:r>
-      <w:r>
-        <w:rPr>
-          <w:b/>
-          <w:color w:val="1F3863"/>
-          <w:w w:val="90"/>
-        </w:rPr>
-        <w:t>NACIONAL</w:t>
-      </w:r>
-      <w:r>
-        <w:rPr>
-          <w:b/>
-          <w:color w:val="1F3863"/>
-          <w:spacing w:val="32"/>
-        </w:rPr>
-        <w:t xml:space="preserve"> </w:t>
-      </w:r>
-      <w:r>
-        <w:rPr>
-          <w:b/>
-          <w:color w:val="1F3863"/>
-          <w:w w:val="90"/>
-        </w:rPr>
-        <w:t>MAYOR</w:t>
-      </w:r>
-      <w:r>
-        <w:rPr>
-          <w:b/>
-          <w:color w:val="1F3863"/>
-          <w:spacing w:val="31"/>
-        </w:rPr>
-        <w:t xml:space="preserve"> </w:t>
-      </w:r>
-      <w:r>
-        <w:rPr>
-          <w:b/>
-          <w:color w:val="1F3863"/>
-          <w:w w:val="90"/>
-        </w:rPr>
-        <w:t>DE</w:t>
-      </w:r>
-      <w:r>
-        <w:rPr>
-          <w:b/>
-          <w:color w:val="1F3863"/>
-          <w:spacing w:val="27"/>
-        </w:rPr>
-        <w:t xml:space="preserve"> </w:t>
-      </w:r>
-      <w:r>
-        <w:rPr>
-          <w:b/>
-          <w:color w:val="1F3863"/>
-          <w:w w:val="90"/>
-        </w:rPr>
-        <w:t>SAN</w:t>
-      </w:r>
-      <w:r>
-        <w:rPr>
-          <w:b/>
-          <w:color w:val="1F3863"/>
-          <w:spacing w:val="34"/>
-        </w:rPr>
-        <w:t xml:space="preserve"> </w:t>
-      </w:r>
-      <w:r>
-        <w:rPr>
-          <w:b/>
-          <w:color w:val="1F3863"/>
-          <w:spacing w:val="-2"/>
-          <w:w w:val="90"/>
-        </w:rPr>
-        <w:t>MARCOS</w:t>
-      </w:r>
-    </w:p>
-    <w:p>
-      <w:pPr>
-        <w:spacing w:line="205" w:lineRule="exact"/>
-        <w:ind w:left="920"/>
-        <w:jc w:val="center"/>
-        <w:rPr>
-          <w:sz w:val="18"/>
-        </w:rPr>
-      </w:pPr>
-      <w:r>
-        <w:rPr>
-          <w:color w:val="1F3863"/>
-          <w:sz w:val="18"/>
-        </w:rPr>
-        <w:t>Universidad</w:t>
-      </w:r>
-      <w:r>
-        <w:rPr>
-          <w:color w:val="1F3863"/>
-          <w:spacing w:val="-5"/>
-          <w:sz w:val="18"/>
-        </w:rPr>
-        <w:t xml:space="preserve"> </w:t>
-      </w:r>
-      <w:r>
-        <w:rPr>
-          <w:color w:val="1F3863"/>
-          <w:sz w:val="18"/>
-        </w:rPr>
-        <w:t>del</w:t>
-      </w:r>
-      <w:r>
-        <w:rPr>
-          <w:color w:val="1F3863"/>
-          <w:spacing w:val="-5"/>
-          <w:sz w:val="18"/>
-        </w:rPr>
-        <w:t xml:space="preserve"> </w:t>
-      </w:r>
-      <w:r>
-        <w:rPr>
-          <w:color w:val="1F3863"/>
-          <w:sz w:val="18"/>
-        </w:rPr>
-        <w:t>Perú.</w:t>
-      </w:r>
-      <w:r>
-        <w:rPr>
-          <w:color w:val="1F3863"/>
-          <w:spacing w:val="-1"/>
-          <w:sz w:val="18"/>
-        </w:rPr>
-        <w:t xml:space="preserve"> </w:t>
-      </w:r>
-      <w:r>
-        <w:rPr>
-          <w:color w:val="1F3863"/>
-          <w:sz w:val="18"/>
-        </w:rPr>
-        <w:t>Decana</w:t>
-      </w:r>
-      <w:r>
-        <w:rPr>
-          <w:color w:val="1F3863"/>
-          <w:spacing w:val="-6"/>
-          <w:sz w:val="18"/>
-        </w:rPr>
-        <w:t xml:space="preserve"> </w:t>
-      </w:r>
-      <w:r>
-        <w:rPr>
-          <w:color w:val="1F3863"/>
-          <w:sz w:val="18"/>
-        </w:rPr>
-        <w:t>de</w:t>
-      </w:r>
-      <w:r>
-        <w:rPr>
-          <w:color w:val="1F3863"/>
-          <w:spacing w:val="-8"/>
-          <w:sz w:val="18"/>
-        </w:rPr>
-        <w:t xml:space="preserve"> </w:t>
-      </w:r>
-      <w:r>
-        <w:rPr>
-          <w:color w:val="1F3863"/>
-          <w:spacing w:val="-2"/>
-          <w:sz w:val="18"/>
-        </w:rPr>
-        <w:t>América</w:t>
-      </w:r>
-    </w:p>
-    <w:p>
-      <w:pPr>
-        <w:spacing w:before="5" w:line="237" w:lineRule="auto"/>
-        <w:ind w:left="2012" w:right="1101"/>
-        <w:jc w:val="center"/>
-        <w:rPr>
-          <w:color w:val="1F3863"/>
-          <w:spacing w:val="-4"/>
-          <w:sz w:val="19"/>
-        </w:rPr>
-      </w:pPr>
-      <w:r>
-        <w:rPr>
-          <w:color w:val="1F3863"/>
-          <w:spacing w:val="-4"/>
-          <w:sz w:val="19"/>
-        </w:rPr>
-        <w:t>FACULTAD</w:t>
-      </w:r>
-      <w:r>
-        <w:rPr>
-          <w:color w:val="1F3863"/>
-          <w:spacing w:val="-6"/>
-          <w:sz w:val="19"/>
-        </w:rPr>
-        <w:t xml:space="preserve"> </w:t>
-      </w:r>
-      <w:r>
-        <w:rPr>
-          <w:color w:val="1F3863"/>
-          <w:spacing w:val="-4"/>
-          <w:sz w:val="19"/>
-        </w:rPr>
-        <w:t>DE LETRAS</w:t>
-      </w:r>
-      <w:r>
-        <w:rPr>
-          <w:color w:val="1F3863"/>
-          <w:spacing w:val="-7"/>
-          <w:sz w:val="19"/>
-        </w:rPr>
-        <w:t xml:space="preserve"> </w:t>
-      </w:r>
-      <w:r>
-        <w:rPr>
-          <w:color w:val="1F3863"/>
-          <w:spacing w:val="-4"/>
-          <w:sz w:val="19"/>
-        </w:rPr>
-        <w:t>Y CIENCIAS HUMANAS</w:t>
-      </w:r>
-    </w:p>
-    <w:p>
-      <w:pPr>
-        <w:spacing w:before="5" w:line="237" w:lineRule="auto"/>
-        <w:ind w:left="2012" w:right="1101"/>
-        <w:jc w:val="center"/>
-        <w:rPr>
-          <w:sz w:val="19"/>
-        </w:rPr>
-      </w:pPr>
-      <w:r>
-        <w:rPr>
-          <w:color w:val="1F3863"/>
-          <w:sz w:val="19"/>
-        </w:rPr>
-        <w:t>CENTRO DE IDIOMAS</w:t>
-      </w:r>
-    </w:p>
-    <w:p>
-      <w:pPr>
-        <w:spacing w:before="27"/>
-        <w:rPr>
-          <w:sz w:val="10"/>
-        </w:rPr>
-      </w:pPr>
-      <w:r>
-        <w:br w:type="column"/>
-      </w:r>
-    </w:p>
-    <w:p>
-      <w:pPr>
-        <w:spacing w:line="208" w:lineRule="auto"/>
-        <w:ind w:right="20"/>
-        <w:rPr>
-          <w:rFonts w:ascii="Arial MT"/>
-          <w:sz w:val="10"/>
-        </w:rPr>
-      </w:pPr>
-      <w:r>
-        <w:rPr>
-          <w:rFonts w:ascii="Arial MT"/>
-          <w:sz w:val="10"/>
-        </w:rPr>
-        <w:t>Firmado</w:t>
-      </w:r>
-      <w:r>
-        <w:rPr>
-          <w:rFonts w:ascii="Arial MT"/>
-          <w:spacing w:val="-7"/>
-          <w:sz w:val="10"/>
-        </w:rPr>
-        <w:t xml:space="preserve"> </w:t>
-      </w:r>
-      <w:r>
-        <w:rPr>
-          <w:rFonts w:ascii="Arial MT"/>
-          <w:sz w:val="10"/>
-        </w:rPr>
-        <w:t>digitalmente</w:t>
-      </w:r>
-      <w:r>
-        <w:rPr>
-          <w:rFonts w:ascii="Arial MT"/>
-          <w:spacing w:val="-7"/>
-          <w:sz w:val="10"/>
-        </w:rPr>
-        <w:t xml:space="preserve"> </w:t>
-      </w:r>
-      <w:r>
-        <w:rPr>
-          <w:rFonts w:ascii="Arial MT"/>
-          <w:sz w:val="10"/>
-        </w:rPr>
-        <w:t>por</w:t>
-      </w:r>
-      <w:r>
-        <w:rPr>
-          <w:rFonts w:ascii="Arial MT"/>
-          <w:spacing w:val="-7"/>
-          <w:sz w:val="10"/>
-        </w:rPr>
-        <w:t xml:space="preserve"> </w:t>
-      </w:r>
-      <w:r>
-        <w:rPr>
-          <w:rFonts w:ascii="Arial MT"/>
-          <w:sz w:val="10"/>
-        </w:rPr>
-        <w:t>ALVA</w:t>
-      </w:r>
-      <w:r>
-        <w:rPr>
-          <w:rFonts w:ascii="Arial MT"/>
-          <w:spacing w:val="40"/>
-          <w:sz w:val="10"/>
-        </w:rPr>
-        <w:t xml:space="preserve"> </w:t>
-      </w:r>
-      <w:r>
-        <w:rPr>
-          <w:rFonts w:ascii="Arial MT"/>
-          <w:sz w:val="10"/>
-        </w:rPr>
-        <w:t>MENDO Jacobo Virgilio FAU</w:t>
-      </w:r>
-      <w:r>
-        <w:rPr>
-          <w:rFonts w:ascii="Arial MT"/>
-          <w:spacing w:val="40"/>
-          <w:sz w:val="10"/>
-        </w:rPr>
-        <w:t xml:space="preserve"> </w:t>
-      </w:r>
-      <w:r>
-        <w:rPr>
-          <w:rFonts w:ascii="Arial MT"/>
-          <w:sz w:val="10"/>
-        </w:rPr>
-        <w:t>20148092282</w:t>
-      </w:r>
-      <w:r>
-        <w:rPr>
-          <w:rFonts w:ascii="Arial MT"/>
-          <w:spacing w:val="-7"/>
-          <w:sz w:val="10"/>
-        </w:rPr>
-        <w:t xml:space="preserve"> </w:t>
-      </w:r>
-      <w:proofErr w:type="spellStart"/>
-      <w:r>
-        <w:rPr>
-          <w:rFonts w:ascii="Arial MT"/>
-          <w:sz w:val="10"/>
-        </w:rPr>
-        <w:t>soft</w:t>
-      </w:r>
-      <w:proofErr w:type="spellEnd"/>
-    </w:p>
-    <w:p>
-      <w:pPr>
-        <w:spacing w:line="208" w:lineRule="auto"/>
-        <w:ind w:right="20"/>
-        <w:rPr>
-          <w:rFonts w:ascii="Arial MT"/>
-          <w:sz w:val="10"/>
-        </w:rPr>
-      </w:pPr>
-      <w:r>
-        <w:rPr>
-          <w:rFonts w:ascii="Arial MT"/>
-          <w:sz w:val="10"/>
-        </w:rPr>
-        <w:t>Motivo:</w:t>
-      </w:r>
-      <w:r>
-        <w:rPr>
-          <w:rFonts w:ascii="Arial MT"/>
-          <w:spacing w:val="-7"/>
-          <w:sz w:val="10"/>
-        </w:rPr>
-        <w:t xml:space="preserve"> </w:t>
-      </w:r>
-      <w:r>
-        <w:rPr>
-          <w:rFonts w:ascii="Arial MT"/>
-          <w:sz w:val="10"/>
-        </w:rPr>
-        <w:t>Soy</w:t>
-      </w:r>
-      <w:r>
-        <w:rPr>
-          <w:rFonts w:ascii="Arial MT"/>
-          <w:spacing w:val="-7"/>
-          <w:sz w:val="10"/>
-        </w:rPr>
-        <w:t xml:space="preserve"> </w:t>
-      </w:r>
-      <w:r>
-        <w:rPr>
-          <w:rFonts w:ascii="Arial MT"/>
-          <w:sz w:val="10"/>
-        </w:rPr>
-        <w:t>el</w:t>
-      </w:r>
-      <w:r>
-        <w:rPr>
-          <w:rFonts w:ascii="Arial MT"/>
-          <w:spacing w:val="-7"/>
-          <w:sz w:val="10"/>
-        </w:rPr>
-        <w:t xml:space="preserve"> </w:t>
-      </w:r>
-      <w:r>
-        <w:rPr>
-          <w:rFonts w:ascii="Arial MT"/>
-          <w:sz w:val="10"/>
-        </w:rPr>
-        <w:t>autor</w:t>
-      </w:r>
-      <w:r>
-        <w:rPr>
-          <w:rFonts w:ascii="Arial MT"/>
-          <w:spacing w:val="-7"/>
-          <w:sz w:val="10"/>
-        </w:rPr>
-        <w:t xml:space="preserve"> </w:t>
-      </w:r>
-      <w:r>
-        <w:rPr>
-          <w:rFonts w:ascii="Arial MT"/>
-          <w:sz w:val="10"/>
-        </w:rPr>
-        <w:t>del</w:t>
-      </w:r>
-      <w:r>
-        <w:rPr>
-          <w:rFonts w:ascii="Arial MT"/>
-          <w:spacing w:val="-7"/>
-          <w:sz w:val="10"/>
-        </w:rPr>
-        <w:t xml:space="preserve"> </w:t>
-      </w:r>
-      <w:r>
-        <w:rPr>
-          <w:rFonts w:ascii="Arial MT"/>
-          <w:sz w:val="10"/>
-        </w:rPr>
-        <w:t>documento</w:t>
-      </w:r>
-      <w:r>
-        <w:rPr>
-          <w:rFonts w:ascii="Arial MT"/>
-          <w:spacing w:val="40"/>
-          <w:sz w:val="10"/>
-        </w:rPr>
-        <w:t xml:space="preserve"> </w:t>
-      </w:r>
-      <w:r>
-        <w:rPr>
-          <w:rFonts w:ascii="Arial MT"/>
-          <w:sz w:val="10"/>
-        </w:rPr>
-        <w:t>Fecha: 28.02.2025 12:28:06 -</w:t>
-      </w:r>
-      <w:r>
-        <w:rPr>
-          <w:rFonts w:ascii="Arial MT"/>
-          <w:spacing w:val="-2"/>
-          <w:sz w:val="10"/>
-        </w:rPr>
-        <w:t>05:00</w:t>
-      </w:r>
-    </w:p>
-    <w:p>
-      <w:pPr>
-        <w:spacing w:line="208" w:lineRule="auto"/>
-        <w:rPr>
-          <w:rFonts w:ascii="Arial MT"/>
-          <w:sz w:val="10"/>
-        </w:rPr>
-        <w:sectPr>
-          <w:type w:val="continuous"/>
-          <w:pgSz w:w="11910" w:h="16840"/>
-          <w:pgMar w:top="140" w:right="708" w:bottom="280" w:left="1559" w:header="720" w:footer="720" w:gutter="0"/>
-          <w:cols w:num="2" w:space="720" w:equalWidth="0">
-            <w:col w:w="8010" w:space="40"/>
-            <w:col w:w="1593"/>
-          </w:cols>
-        </w:sectPr>
-      </w:pPr>
-    </w:p>
-    <w:p>
-      <w:pPr>
         <w:pStyle w:val="Textoindependiente"/>
         <w:spacing w:before="121"/>
-        <w:ind w:left="161"/>
         <w:rPr>
           <w:rFonts w:ascii="Arial MT"/>
         </w:rPr>
@@ -634,7 +18,7 @@
         <mc:AlternateContent>
           <mc:Choice Requires="wps">
             <w:drawing>
-              <wp:anchor distT="0" distB="0" distL="0" distR="0" simplePos="0" relativeHeight="487546368" behindDoc="1" locked="0" layoutInCell="1" allowOverlap="1" wp14:anchorId="03362ACC" wp14:editId="50148DBB">
+              <wp:anchor distT="0" distB="0" distL="0" distR="0" simplePos="0" relativeHeight="251657216" behindDoc="1" locked="0" layoutInCell="1" allowOverlap="1" wp14:anchorId="03362ACC" wp14:editId="50148DBB">
                 <wp:simplePos x="0" y="0"/>
                 <wp:positionH relativeFrom="page">
                   <wp:posOffset>2329814</wp:posOffset>
@@ -835,7 +219,7 @@
                 <v:stroke joinstyle="miter"/>
                 <v:path gradientshapeok="t" o:connecttype="rect"/>
               </v:shapetype>
-              <v:shape id="Textbox 3" o:spid="_x0000_s1026" type="#_x0000_t202" style="position:absolute;left:0;text-align:left;margin-left:183.45pt;margin-top:781.25pt;width:116.95pt;height:29.5pt;z-index:-15770112;visibility:visible;mso-wrap-style:square;mso-wrap-distance-left:0;mso-wrap-distance-top:0;mso-wrap-distance-right:0;mso-wrap-distance-bottom:0;mso-position-horizontal:absolute;mso-position-horizontal-relative:page;mso-position-vertical:absolute;mso-position-vertical-relative:page;v-text-anchor:top" o:gfxdata="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" filled="f" stroked="f">
+              <v:shape id="Textbox 3" o:spid="_x0000_s1026" type="#_x0000_t202" style="position:absolute;margin-left:183.45pt;margin-top:781.25pt;width:116.95pt;height:29.5pt;z-index:-251659264;visibility:visible;mso-wrap-style:square;mso-wrap-distance-left:0;mso-wrap-distance-top:0;mso-wrap-distance-right:0;mso-wrap-distance-bottom:0;mso-position-horizontal:absolute;mso-position-horizontal-relative:page;mso-position-vertical:absolute;mso-position-vertical-relative:page;v-text-anchor:top" o:gfxdata="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" filled="f" stroked="f">
                 <v:textbox inset="0,0,0,0">
                   <w:txbxContent>
                     <w:p>
@@ -1006,7 +390,7 @@
         <mc:AlternateContent>
           <mc:Choice Requires="wps">
             <w:drawing>
-              <wp:anchor distT="0" distB="0" distL="0" distR="0" simplePos="0" relativeHeight="487546880" behindDoc="1" locked="0" layoutInCell="1" allowOverlap="1" wp14:anchorId="3F8E0C90" wp14:editId="4784C1AF">
+              <wp:anchor distT="0" distB="0" distL="0" distR="0" simplePos="0" relativeHeight="251659264" behindDoc="1" locked="0" layoutInCell="1" allowOverlap="1" wp14:anchorId="3F8E0C90" wp14:editId="4784C1AF">
                 <wp:simplePos x="0" y="0"/>
                 <wp:positionH relativeFrom="page">
                   <wp:posOffset>3759931</wp:posOffset>
@@ -1202,7 +586,7 @@
           </mc:Choice>
           <mc:Fallback>
             <w:pict>
-              <v:shape w14:anchorId="3F8E0C90" id="Textbox 4" o:spid="_x0000_s1027" type="#_x0000_t202" style="position:absolute;left:0;text-align:left;margin-left:296.05pt;margin-top:781.25pt;width:129.65pt;height:29.5pt;z-index:-15769600;visibility:visible;mso-wrap-style:square;mso-wrap-distance-left:0;mso-wrap-distance-top:0;mso-wrap-distance-right:0;mso-wrap-distance-bottom:0;mso-position-horizontal:absolute;mso-position-horizontal-relative:page;mso-position-vertical:absolute;mso-position-vertical-relative:page;v-text-anchor:top" o:gfxdata="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" filled="f" stroked="f">
+              <v:shape w14:anchorId="3F8E0C90" id="Textbox 4" o:spid="_x0000_s1027" type="#_x0000_t202" style="position:absolute;margin-left:296.05pt;margin-top:781.25pt;width:129.65pt;height:29.5pt;z-index:-251657216;visibility:visible;mso-wrap-style:square;mso-wrap-distance-left:0;mso-wrap-distance-top:0;mso-wrap-distance-right:0;mso-wrap-distance-bottom:0;mso-position-horizontal:absolute;mso-position-horizontal-relative:page;mso-position-vertical:absolute;mso-position-vertical-relative:page;v-text-anchor:top" o:gfxdata="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" filled="f" stroked="f">
                 <v:textbox inset="0,0,0,0">
                   <w:txbxContent>
                     <w:p>
@@ -1372,7 +756,7 @@
         <mc:AlternateContent>
           <mc:Choice Requires="wpg">
             <w:drawing>
-              <wp:anchor distT="0" distB="0" distL="0" distR="0" simplePos="0" relativeHeight="15729664" behindDoc="0" locked="0" layoutInCell="1" allowOverlap="1" wp14:anchorId="4B073A74" wp14:editId="6F5A52D9">
+              <wp:anchor distT="0" distB="0" distL="0" distR="0" simplePos="0" relativeHeight="251655168" behindDoc="0" locked="0" layoutInCell="1" allowOverlap="1" wp14:anchorId="4B073A74" wp14:editId="6F5A52D9">
                 <wp:simplePos x="0" y="0"/>
                 <wp:positionH relativeFrom="page">
                   <wp:posOffset>825500</wp:posOffset>
@@ -1801,7 +1185,7 @@
           </mc:Choice>
           <mc:Fallback>
             <w:pict>
-              <v:group w14:anchorId="4B073A74" id="Group 5" o:spid="_x0000_s1028" style="position:absolute;left:0;text-align:left;margin-left:65pt;margin-top:770.8pt;width:480.5pt;height:51.95pt;z-index:15729664;mso-wrap-distance-left:0;mso-wrap-distance-right:0;mso-position-horizontal-relative:page;mso-position-vertical-relative:page" coordsize="61023,6597" o:gfxdata="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">
+              <v:group w14:anchorId="4B073A74" id="Group 5" o:spid="_x0000_s1028" style="position:absolute;margin-left:65pt;margin-top:770.8pt;width:480.5pt;height:51.95pt;z-index:251655168;mso-wrap-distance-left:0;mso-wrap-distance-right:0;mso-position-horizontal-relative:page;mso-position-vertical-relative:page" coordsize="61023,6597" o:gfxdata="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">
                 <v:shape id="Graphic 6" o:spid="_x0000_s1029" style="position:absolute;top:762;width:61023;height:5835;visibility:visible;mso-wrap-style:square;v-text-anchor:top" coordsize="6102350,583565" o:gfxdata="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" path="m6102350,l,,,583438r6102350,l6102350,xe" stroked="f">
                   <v:path arrowok="t"/>
                 </v:shape>
@@ -2175,7 +1559,7 @@
           <w:noProof/>
           <w:lang w:val="es-PE"/>
         </w:rPr>
-        <w:t>19 de Junio de 2025</w:t>
+        <w:t>18 de Julio de 2025</w:t>
       </w:r>
       <w:r>
         <w:rPr>
@@ -2187,6 +1571,7 @@
     <w:p>
       <w:pPr>
         <w:pStyle w:val="Ttulo"/>
+        <w:ind w:left="0"/>
       </w:pPr>
       <w:r>
         <w:t>OFICIO</w:t>
@@ -2226,7 +1611,6 @@
       <w:pPr>
         <w:pStyle w:val="Textoindependiente"/>
         <w:spacing w:before="101" w:line="274" w:lineRule="exact"/>
-        <w:ind w:left="141"/>
       </w:pPr>
       <w:r>
         <w:rPr>
@@ -2238,8 +1622,8 @@
     <w:p>
       <w:pPr>
         <w:spacing w:before="3" w:line="235" w:lineRule="auto"/>
-        <w:ind w:left="141" w:right="7112"/>
-        <w:rPr>
+        <w:rPr>
+          <w:b/>
           <w:sz w:val="24"/>
         </w:rPr>
       </w:pPr>
@@ -2278,22 +1662,30 @@
           <w:b/>
           <w:sz w:val="24"/>
         </w:rPr>
-        <w:t xml:space="preserve">Morales </w:t>
-      </w:r>
-      <w:proofErr w:type="gramStart"/>
-      <w:r>
+        <w:t>Morales</w:t>
+      </w:r>
+    </w:p>
+    <w:p>
+      <w:pPr>
+        <w:spacing w:before="3" w:line="235" w:lineRule="auto"/>
         <w:rPr>
           <w:sz w:val="24"/>
         </w:rPr>
-        <w:t>Directora</w:t>
-      </w:r>
-      <w:proofErr w:type="gramEnd"/>
+      </w:pPr>
       <w:r>
         <w:rPr>
           <w:sz w:val="24"/>
         </w:rPr>
-        <w:t xml:space="preserve"> administrativa </w:t>
-      </w:r>
+        <w:t>Directora administrativa</w:t>
+      </w:r>
+    </w:p>
+    <w:p>
+      <w:pPr>
+        <w:spacing w:before="3" w:line="235" w:lineRule="auto"/>
+        <w:rPr>
+          <w:sz w:val="24"/>
+        </w:rPr>
+      </w:pPr>
       <w:r>
         <w:rPr>
           <w:sz w:val="24"/>
@@ -2315,7 +1707,8 @@
           <w:tab w:val="left" w:pos="3546"/>
         </w:tabs>
         <w:spacing w:before="271" w:line="232" w:lineRule="auto"/>
-        <w:ind w:left="3546" w:right="787" w:hanging="1421"/>
+        <w:ind w:left="3969"/>
+        <w:jc w:val="both"/>
       </w:pPr>
       <w:r>
         <w:rPr>
@@ -2409,12 +1802,6 @@
       </w:r>
       <w:proofErr w:type="spellEnd"/>
       <w:r>
-        <w:rPr>
-          <w:spacing w:val="-15"/>
-        </w:rPr>
-        <w:t xml:space="preserve"> </w:t>
-      </w:r>
-      <w:r>
         <w:t>/UNMSM-FLCH/2025-</w:t>
       </w:r>
       <w:r>
@@ -2431,7 +1818,7 @@
         <w:rPr>
           <w:spacing w:val="-4"/>
         </w:rPr>
-        <w:t>segunda</w:t>
+        <w:t>numero_armada</w:t>
       </w:r>
       <w:r>
         <w:rPr>
@@ -2460,7 +1847,6 @@
     <w:p>
       <w:pPr>
         <w:pStyle w:val="Textoindependiente"/>
-        <w:ind w:left="850"/>
       </w:pPr>
       <w:r>
         <w:rPr>
@@ -2514,7 +1900,7 @@
       <w:pPr>
         <w:pStyle w:val="Textoindependiente"/>
         <w:spacing w:line="271" w:lineRule="auto"/>
-        <w:ind w:left="141" w:right="711" w:firstLine="708"/>
+        <w:ind w:firstLine="708"/>
         <w:jc w:val="both"/>
       </w:pPr>
       <w:r>
@@ -2988,12 +2374,14 @@
         </w:rPr>
         <w:t xml:space="preserve"> </w:t>
       </w:r>
+      <w:proofErr w:type="spellStart"/>
       <w:r>
         <w:rPr>
           <w:spacing w:val="-4"/>
         </w:rPr>
-        <w:t>segunda</w:t>
-      </w:r>
+        <w:t>numero_armada</w:t>
+      </w:r>
+      <w:proofErr w:type="spellEnd"/>
       <w:r>
         <w:rPr>
           <w:spacing w:val="-9"/>
@@ -3011,7 +2399,7 @@
       <w:pPr>
         <w:pStyle w:val="Textoindependiente"/>
         <w:spacing w:before="234" w:line="268" w:lineRule="auto"/>
-        <w:ind w:left="141" w:right="704" w:firstLine="708"/>
+        <w:ind w:firstLine="708"/>
         <w:jc w:val="both"/>
       </w:pPr>
       <w:r>
@@ -3166,7 +2554,6 @@
       <w:pPr>
         <w:pStyle w:val="Textoindependiente"/>
         <w:spacing w:before="241"/>
-        <w:ind w:left="850"/>
       </w:pPr>
       <w:r>
         <w:rPr>
@@ -3204,7 +2591,6 @@
     <w:p>
       <w:pPr>
         <w:spacing w:line="274" w:lineRule="exact"/>
-        <w:ind w:left="2075" w:right="2642"/>
         <w:jc w:val="center"/>
         <w:rPr>
           <w:b/>
@@ -3288,81 +2674,90 @@
       <w:pPr>
         <w:pStyle w:val="Textoindependiente"/>
         <w:spacing w:before="5" w:line="232" w:lineRule="auto"/>
-        <w:ind w:left="2072" w:right="2642"/>
+        <w:jc w:val="center"/>
+        <w:rPr>
+          <w:spacing w:val="-2"/>
+        </w:rPr>
+      </w:pPr>
+      <w:r>
+        <w:rPr>
+          <w:spacing w:val="-2"/>
+        </w:rPr>
+        <w:t>Director</w:t>
+      </w:r>
+      <w:r>
+        <w:rPr>
+          <w:spacing w:val="-11"/>
+        </w:rPr>
+        <w:t xml:space="preserve"> </w:t>
+      </w:r>
+      <w:r>
+        <w:rPr>
+          <w:spacing w:val="-2"/>
+        </w:rPr>
+        <w:t>de</w:t>
+      </w:r>
+      <w:r>
+        <w:rPr>
+          <w:spacing w:val="-10"/>
+        </w:rPr>
+        <w:t xml:space="preserve"> </w:t>
+      </w:r>
+      <w:r>
+        <w:rPr>
+          <w:spacing w:val="-10"/>
+        </w:rPr>
+        <w:t xml:space="preserve">la </w:t>
+      </w:r>
+      <w:r>
+        <w:rPr>
+          <w:spacing w:val="-2"/>
+        </w:rPr>
+        <w:t>Dirección</w:t>
+      </w:r>
+      <w:r>
+        <w:rPr>
+          <w:spacing w:val="-9"/>
+        </w:rPr>
+        <w:t xml:space="preserve"> </w:t>
+      </w:r>
+      <w:r>
+        <w:rPr>
+          <w:spacing w:val="-2"/>
+        </w:rPr>
+        <w:t>de</w:t>
+      </w:r>
+      <w:r>
+        <w:rPr>
+          <w:spacing w:val="-10"/>
+        </w:rPr>
+        <w:t xml:space="preserve"> </w:t>
+      </w:r>
+      <w:r>
+        <w:rPr>
+          <w:spacing w:val="-2"/>
+        </w:rPr>
+        <w:t>Gestión</w:t>
+      </w:r>
+      <w:r>
+        <w:rPr>
+          <w:spacing w:val="-9"/>
+        </w:rPr>
+        <w:t xml:space="preserve"> </w:t>
+      </w:r>
+      <w:r>
+        <w:rPr>
+          <w:spacing w:val="-2"/>
+        </w:rPr>
+        <w:t>Institucional</w:t>
+      </w:r>
+    </w:p>
+    <w:p>
+      <w:pPr>
+        <w:pStyle w:val="Textoindependiente"/>
+        <w:spacing w:before="5" w:line="232" w:lineRule="auto"/>
         <w:jc w:val="center"/>
       </w:pPr>
-      <w:r>
-        <w:rPr>
-          <w:spacing w:val="-2"/>
-        </w:rPr>
-        <w:t>Director</w:t>
-      </w:r>
-      <w:r>
-        <w:rPr>
-          <w:spacing w:val="-11"/>
-        </w:rPr>
-        <w:t xml:space="preserve"> </w:t>
-      </w:r>
-      <w:r>
-        <w:rPr>
-          <w:spacing w:val="-2"/>
-        </w:rPr>
-        <w:t>de</w:t>
-      </w:r>
-      <w:r>
-        <w:rPr>
-          <w:spacing w:val="-10"/>
-        </w:rPr>
-        <w:t xml:space="preserve"> </w:t>
-      </w:r>
-      <w:r>
-        <w:rPr>
-          <w:spacing w:val="-10"/>
-        </w:rPr>
-        <w:t xml:space="preserve">la </w:t>
-      </w:r>
-      <w:r>
-        <w:rPr>
-          <w:spacing w:val="-2"/>
-        </w:rPr>
-        <w:t>Dirección</w:t>
-      </w:r>
-      <w:r>
-        <w:rPr>
-          <w:spacing w:val="-9"/>
-        </w:rPr>
-        <w:t xml:space="preserve"> </w:t>
-      </w:r>
-      <w:r>
-        <w:rPr>
-          <w:spacing w:val="-2"/>
-        </w:rPr>
-        <w:t>de</w:t>
-      </w:r>
-      <w:r>
-        <w:rPr>
-          <w:spacing w:val="-10"/>
-        </w:rPr>
-        <w:t xml:space="preserve"> </w:t>
-      </w:r>
-      <w:r>
-        <w:rPr>
-          <w:spacing w:val="-2"/>
-        </w:rPr>
-        <w:t>Gestión</w:t>
-      </w:r>
-      <w:r>
-        <w:rPr>
-          <w:spacing w:val="-9"/>
-        </w:rPr>
-        <w:t xml:space="preserve"> </w:t>
-      </w:r>
-      <w:r>
-        <w:rPr>
-          <w:spacing w:val="-2"/>
-        </w:rPr>
-        <w:t xml:space="preserve">Institucional </w:t>
-      </w:r>
       <w:r>
         <w:t>Centro de Idiomas de la UNMSM</w:t>
       </w:r>
@@ -3370,7 +2765,6 @@
     <w:p>
       <w:pPr>
         <w:spacing w:before="266"/>
-        <w:ind w:left="141" w:right="8704"/>
         <w:rPr>
           <w:i/>
           <w:sz w:val="24"/>
@@ -3400,7 +2794,6 @@
     <w:p>
       <w:pPr>
         <w:spacing w:before="264"/>
-        <w:ind w:left="141" w:right="8704"/>
         <w:rPr>
           <w:i/>
           <w:sz w:val="24"/>
@@ -3426,13 +2819,373 @@
       <w:proofErr w:type="spellEnd"/>
     </w:p>
     <w:sectPr>
+      <w:headerReference w:type="default" r:id="rId8"/>
       <w:type w:val="continuous"/>
       <w:pgSz w:w="11910" w:h="16840"/>
-      <w:pgMar w:top="140" w:right="708" w:bottom="280" w:left="1559" w:header="720" w:footer="720" w:gutter="0"/>
+      <w:pgMar w:top="1417" w:right="1701" w:bottom="1417" w:left="1701" w:header="720" w:footer="720" w:gutter="0"/>
       <w:cols w:space="720"/>
+      <w:docGrid w:linePitch="299"/>
     </w:sectPr>
   </w:body>
 </w:document>
+</file>
+
+<file path=word/endnotes.xml><?xml version="1.0" encoding="utf-8"?>
+<w:endnotes xmlns:wpc="http://schemas.microsoft.com/office/word/2010/wordprocessingCanvas" xmlns:cx="http://schemas.microsoft.com/office/drawing/2014/chartex" xmlns:cx1="http://schemas.microsoft.com/office/drawing/2015/9/8/chartex" xmlns:cx2="http://schemas.microsoft.com/office/drawing/2015/10/21/chartex" xmlns:cx3="http://schemas.microsoft.com/office/drawing/2016/5/9/chartex" xmlns:cx4="http://schemas.microsoft.com/office/drawing/2016/5/10/chartex" xmlns:cx5="http://schemas.microsoft.com/office/drawing/2016/5/11/chartex" xmlns:cx6="http://schemas.microsoft.com/office/drawing/2016/5/12/chartex" xmlns:cx7="http://schemas.microsoft.com/office/drawing/2016/5/13/chartex" xmlns:cx8="http://schemas.microsoft.com/office/drawing/2016/5/14/chartex" xmlns:mc="http://schemas.openxmlformats.org/markup-compatibility/2006" xmlns:aink="http://schemas.microsoft.com/office/drawing/2016/ink" xmlns:am3d="http://schemas.microsoft.com/office/drawing/2017/model3d" xmlns:o="urn:schemas-microsoft-com:office:office" xmlns:oel="http://schemas.microsoft.com/office/2019/extlst" xmlns:r="http://schemas.openxmlformats.org/officeDocument/2006/relationships" xmlns:m="http://schemas.openxmlformats.org/officeDocument/2006/math" xmlns:v="urn:schemas-microsoft-com:vml" xmlns:wp14="http://schemas.microsoft.com/office/word/2010/wordprocessingDrawing" xmlns:wp="http://schemas.openxmlformats.org/drawingml/2006/wordprocessingDrawing" xmlns:w10="urn:schemas-microsoft-com:office:word" xmlns:w="http://schemas.openxmlformats.org/wordprocessingml/2006/main" xmlns:w14="http://schemas.microsoft.com/office/word/2010/wordml" xmlns:w15="http://schemas.microsoft.com/office/word/2012/wordml" xmlns:w16cex="http://schemas.microsoft.com/office/word/2018/wordml/cex" xmlns:w16cid="http://schemas.microsoft.com/office/word/2016/wordml/cid" xmlns:w16="http://schemas.microsoft.com/office/word/2018/wordml" xmlns:w16du="http://schemas.microsoft.com/office/word/2023/wordml/word16du" xmlns:w16sdtdh="http://schemas.microsoft.com/office/word/2020/wordml/sdtdatahash" xmlns:w16sdtfl="http://schemas.microsoft.com/office/word/2024/wordml/sdtformatlock" xmlns:w16se="http://schemas.microsoft.com/office/word/2015/wordml/symex" xmlns:wpg="http://schemas.microsoft.com/office/word/2010/wordprocessingGroup" xmlns:wpi="http://schemas.microsoft.com/office/word/2010/wordprocessingInk" xmlns:wne="http://schemas.microsoft.com/office/word/2006/wordml" xmlns:wps="http://schemas.microsoft.com/office/word/2010/wordprocessingShape" mc:Ignorable="w14 w15 w16se w16cid w16 w16cex w16sdtdh w16sdtfl w16du wp14">
+  <w:endnote w:type="separator" w:id="-1">
+    <w:p>
+      <w:r>
+        <w:separator/>
+      </w:r>
+    </w:p>
+  </w:endnote>
+  <w:endnote w:type="continuationSeparator" w:id="0">
+    <w:p>
+      <w:r>
+        <w:continuationSeparator/>
+      </w:r>
+    </w:p>
+  </w:endnote>
+</w:endnotes>
+</file>
+
+<file path=word/footnotes.xml><?xml version="1.0" encoding="utf-8"?>
+<w:footnotes xmlns:wpc="http://schemas.microsoft.com/office/word/2010/wordprocessingCanvas" xmlns:cx="http://schemas.microsoft.com/office/drawing/2014/chartex" xmlns:cx1="http://schemas.microsoft.com/office/drawing/2015/9/8/chartex" xmlns:cx2="http://schemas.microsoft.com/office/drawing/2015/10/21/chartex" xmlns:cx3="http://schemas.microsoft.com/office/drawing/2016/5/9/chartex" xmlns:cx4="http://schemas.microsoft.com/office/drawing/2016/5/10/chartex" xmlns:cx5="http://schemas.microsoft.com/office/drawing/2016/5/11/chartex" xmlns:cx6="http://schemas.microsoft.com/office/drawing/2016/5/12/chartex" xmlns:cx7="http://schemas.microsoft.com/office/drawing/2016/5/13/chartex" xmlns:cx8="http://schemas.microsoft.com/office/drawing/2016/5/14/chartex" xmlns:mc="http://schemas.openxmlformats.org/markup-compatibility/2006" xmlns:aink="http://schemas.microsoft.com/office/drawing/2016/ink" xmlns:am3d="http://schemas.microsoft.com/office/drawing/2017/model3d" xmlns:o="urn:schemas-microsoft-com:office:office" xmlns:oel="http://schemas.microsoft.com/office/2019/extlst" xmlns:r="http://schemas.openxmlformats.org/officeDocument/2006/relationships" xmlns:m="http://schemas.openxmlformats.org/officeDocument/2006/math" xmlns:v="urn:schemas-microsoft-com:vml" xmlns:wp14="http://schemas.microsoft.com/office/word/2010/wordprocessingDrawing" xmlns:wp="http://schemas.openxmlformats.org/drawingml/2006/wordprocessingDrawing" xmlns:w10="urn:schemas-microsoft-com:office:word" xmlns:w="http://schemas.openxmlformats.org/wordprocessingml/2006/main" xmlns:w14="http://schemas.microsoft.com/office/word/2010/wordml" xmlns:w15="http://schemas.microsoft.com/office/word/2012/wordml" xmlns:w16cex="http://schemas.microsoft.com/office/word/2018/wordml/cex" xmlns:w16cid="http://schemas.microsoft.com/office/word/2016/wordml/cid" xmlns:w16="http://schemas.microsoft.com/office/word/2018/wordml" xmlns:w16du="http://schemas.microsoft.com/office/word/2023/wordml/word16du" xmlns:w16sdtdh="http://schemas.microsoft.com/office/word/2020/wordml/sdtdatahash" xmlns:w16sdtfl="http://schemas.microsoft.com/office/word/2024/wordml/sdtformatlock" xmlns:w16se="http://schemas.microsoft.com/office/word/2015/wordml/symex" xmlns:wpg="http://schemas.microsoft.com/office/word/2010/wordprocessingGroup" xmlns:wpi="http://schemas.microsoft.com/office/word/2010/wordprocessingInk" xmlns:wne="http://schemas.microsoft.com/office/word/2006/wordml" xmlns:wps="http://schemas.microsoft.com/office/word/2010/wordprocessingShape" mc:Ignorable="w14 w15 w16se w16cid w16 w16cex w16sdtdh w16sdtfl w16du wp14">
+  <w:footnote w:type="separator" w:id="-1">
+    <w:p>
+      <w:r>
+        <w:separator/>
+      </w:r>
+    </w:p>
+  </w:footnote>
+  <w:footnote w:type="continuationSeparator" w:id="0">
+    <w:p>
+      <w:r>
+        <w:continuationSeparator/>
+      </w:r>
+    </w:p>
+  </w:footnote>
+</w:footnotes>
+</file>
+
+<file path=word/header1.xml><?xml version="1.0" encoding="utf-8"?>
+<w:hdr xmlns:wpc="http://schemas.microsoft.com/office/word/2010/wordprocessingCanvas" xmlns:cx="http://schemas.microsoft.com/office/drawing/2014/chartex" xmlns:cx1="http://schemas.microsoft.com/office/drawing/2015/9/8/chartex" xmlns:cx2="http://schemas.microsoft.com/office/drawing/2015/10/21/chartex" xmlns:cx3="http://schemas.microsoft.com/office/drawing/2016/5/9/chartex" xmlns:cx4="http://schemas.microsoft.com/office/drawing/2016/5/10/chartex" xmlns:cx5="http://schemas.microsoft.com/office/drawing/2016/5/11/chartex" xmlns:cx6="http://schemas.microsoft.com/office/drawing/2016/5/12/chartex" xmlns:cx7="http://schemas.microsoft.com/office/drawing/2016/5/13/chartex" xmlns:cx8="http://schemas.microsoft.com/office/drawing/2016/5/14/chartex" xmlns:mc="http://schemas.openxmlformats.org/markup-compatibility/2006" xmlns:aink="http://schemas.microsoft.com/office/drawing/2016/ink" xmlns:am3d="http://schemas.microsoft.com/office/drawing/2017/model3d" xmlns:o="urn:schemas-microsoft-com:office:office" xmlns:oel="http://schemas.microsoft.com/office/2019/extlst" xmlns:r="http://schemas.openxmlformats.org/officeDocument/2006/relationships" xmlns:m="http://schemas.openxmlformats.org/officeDocument/2006/math" xmlns:v="urn:schemas-microsoft-com:vml" xmlns:wp14="http://schemas.microsoft.com/office/word/2010/wordprocessingDrawing" xmlns:wp="http://schemas.openxmlformats.org/drawingml/2006/wordprocessingDrawing" xmlns:w10="urn:schemas-microsoft-com:office:word" xmlns:w="http://schemas.openxmlformats.org/wordprocessingml/2006/main" xmlns:w14="http://schemas.microsoft.com/office/word/2010/wordml" xmlns:w15="http://schemas.microsoft.com/office/word/2012/wordml" xmlns:w16cex="http://schemas.microsoft.com/office/word/2018/wordml/cex" xmlns:w16cid="http://schemas.microsoft.com/office/word/2016/wordml/cid" xmlns:w16="http://schemas.microsoft.com/office/word/2018/wordml" xmlns:w16du="http://schemas.microsoft.com/office/word/2023/wordml/word16du" xmlns:w16sdtdh="http://schemas.microsoft.com/office/word/2020/wordml/sdtdatahash" xmlns:w16sdtfl="http://schemas.microsoft.com/office/word/2024/wordml/sdtformatlock" xmlns:w16se="http://schemas.microsoft.com/office/word/2015/wordml/symex" xmlns:wpg="http://schemas.microsoft.com/office/word/2010/wordprocessingGroup" xmlns:wpi="http://schemas.microsoft.com/office/word/2010/wordprocessingInk" xmlns:wne="http://schemas.microsoft.com/office/word/2006/wordml" xmlns:wps="http://schemas.microsoft.com/office/word/2010/wordprocessingShape" mc:Ignorable="w14 w15 w16se w16cid w16 w16cex w16sdtdh w16sdtfl w16du wp14">
+  <w:p>
+    <w:pPr>
+      <w:tabs>
+        <w:tab w:val="left" w:pos="6609"/>
+      </w:tabs>
+      <w:jc w:val="center"/>
+      <w:rPr>
+        <w:position w:val="5"/>
+        <w:sz w:val="20"/>
+      </w:rPr>
+    </w:pPr>
+    <w:r>
+      <w:rPr>
+        <w:noProof/>
+        <w:sz w:val="20"/>
+      </w:rPr>
+      <w:drawing>
+        <wp:inline distT="0" distB="0" distL="0" distR="0" wp14:anchorId="5C555F6B" wp14:editId="523A79F1">
+          <wp:extent cx="448055" cy="530351"/>
+          <wp:effectExtent l="0" t="0" r="0" b="0"/>
+          <wp:docPr id="1" name="Image 1"/>
+          <wp:cNvGraphicFramePr>
+            <a:graphicFrameLocks xmlns:a="http://schemas.openxmlformats.org/drawingml/2006/main"/>
+          </wp:cNvGraphicFramePr>
+          <a:graphic xmlns:a="http://schemas.openxmlformats.org/drawingml/2006/main">
+            <a:graphicData uri="http://schemas.openxmlformats.org/drawingml/2006/picture">
+              <pic:pic xmlns:pic="http://schemas.openxmlformats.org/drawingml/2006/picture">
+                <pic:nvPicPr>
+                  <pic:cNvPr id="1" name="Image 1"/>
+                  <pic:cNvPicPr/>
+                </pic:nvPicPr>
+                <pic:blipFill>
+                  <a:blip r:embed="rId1" cstate="print"/>
+                  <a:stretch>
+                    <a:fillRect/>
+                  </a:stretch>
+                </pic:blipFill>
+                <pic:spPr>
+                  <a:xfrm>
+                    <a:off x="0" y="0"/>
+                    <a:ext cx="448055" cy="530351"/>
+                  </a:xfrm>
+                  <a:prstGeom prst="rect">
+                    <a:avLst/>
+                  </a:prstGeom>
+                </pic:spPr>
+              </pic:pic>
+            </a:graphicData>
+          </a:graphic>
+        </wp:inline>
+      </w:drawing>
+    </w:r>
+  </w:p>
+  <w:p>
+    <w:pPr>
+      <w:spacing w:before="7" w:line="251" w:lineRule="exact"/>
+      <w:jc w:val="center"/>
+      <w:rPr>
+        <w:b/>
+      </w:rPr>
+    </w:pPr>
+    <w:r>
+      <w:rPr>
+        <w:b/>
+        <w:color w:val="1F3863"/>
+        <w:w w:val="90"/>
+      </w:rPr>
+      <w:t>UNIVERSIDAD</w:t>
+    </w:r>
+    <w:r>
+      <w:rPr>
+        <w:b/>
+        <w:color w:val="1F3863"/>
+        <w:spacing w:val="29"/>
+      </w:rPr>
+      <w:t xml:space="preserve"> </w:t>
+    </w:r>
+    <w:r>
+      <w:rPr>
+        <w:b/>
+        <w:color w:val="1F3863"/>
+        <w:w w:val="90"/>
+      </w:rPr>
+      <w:t>NACIONAL</w:t>
+    </w:r>
+    <w:r>
+      <w:rPr>
+        <w:b/>
+        <w:color w:val="1F3863"/>
+        <w:spacing w:val="32"/>
+      </w:rPr>
+      <w:t xml:space="preserve"> </w:t>
+    </w:r>
+    <w:r>
+      <w:rPr>
+        <w:b/>
+        <w:color w:val="1F3863"/>
+        <w:w w:val="90"/>
+      </w:rPr>
+      <w:t>MAYOR</w:t>
+    </w:r>
+    <w:r>
+      <w:rPr>
+        <w:b/>
+        <w:color w:val="1F3863"/>
+        <w:spacing w:val="31"/>
+      </w:rPr>
+      <w:t xml:space="preserve"> </w:t>
+    </w:r>
+    <w:r>
+      <w:rPr>
+        <w:b/>
+        <w:color w:val="1F3863"/>
+        <w:w w:val="90"/>
+      </w:rPr>
+      <w:t>DE</w:t>
+    </w:r>
+    <w:r>
+      <w:rPr>
+        <w:b/>
+        <w:color w:val="1F3863"/>
+        <w:spacing w:val="27"/>
+      </w:rPr>
+      <w:t xml:space="preserve"> </w:t>
+    </w:r>
+    <w:r>
+      <w:rPr>
+        <w:b/>
+        <w:color w:val="1F3863"/>
+        <w:w w:val="90"/>
+      </w:rPr>
+      <w:t>SAN</w:t>
+    </w:r>
+    <w:r>
+      <w:rPr>
+        <w:b/>
+        <w:color w:val="1F3863"/>
+        <w:spacing w:val="34"/>
+      </w:rPr>
+      <w:t xml:space="preserve"> </w:t>
+    </w:r>
+    <w:r>
+      <w:rPr>
+        <w:b/>
+        <w:color w:val="1F3863"/>
+        <w:spacing w:val="-2"/>
+        <w:w w:val="90"/>
+      </w:rPr>
+      <w:t>MARCOS</w:t>
+    </w:r>
+  </w:p>
+  <w:p>
+    <w:pPr>
+      <w:spacing w:line="205" w:lineRule="exact"/>
+      <w:jc w:val="center"/>
+      <w:rPr>
+        <w:sz w:val="18"/>
+      </w:rPr>
+    </w:pPr>
+    <w:r>
+      <w:rPr>
+        <w:color w:val="1F3863"/>
+        <w:sz w:val="18"/>
+      </w:rPr>
+      <w:t>Universidad</w:t>
+    </w:r>
+    <w:r>
+      <w:rPr>
+        <w:color w:val="1F3863"/>
+        <w:spacing w:val="-5"/>
+        <w:sz w:val="18"/>
+      </w:rPr>
+      <w:t xml:space="preserve"> </w:t>
+    </w:r>
+    <w:r>
+      <w:rPr>
+        <w:color w:val="1F3863"/>
+        <w:sz w:val="18"/>
+      </w:rPr>
+      <w:t>del</w:t>
+    </w:r>
+    <w:r>
+      <w:rPr>
+        <w:color w:val="1F3863"/>
+        <w:spacing w:val="-5"/>
+        <w:sz w:val="18"/>
+      </w:rPr>
+      <w:t xml:space="preserve"> </w:t>
+    </w:r>
+    <w:r>
+      <w:rPr>
+        <w:color w:val="1F3863"/>
+        <w:sz w:val="18"/>
+      </w:rPr>
+      <w:t>Perú.</w:t>
+    </w:r>
+    <w:r>
+      <w:rPr>
+        <w:color w:val="1F3863"/>
+        <w:spacing w:val="-1"/>
+        <w:sz w:val="18"/>
+      </w:rPr>
+      <w:t xml:space="preserve"> </w:t>
+    </w:r>
+    <w:r>
+      <w:rPr>
+        <w:color w:val="1F3863"/>
+        <w:sz w:val="18"/>
+      </w:rPr>
+      <w:t>Decana</w:t>
+    </w:r>
+    <w:r>
+      <w:rPr>
+        <w:color w:val="1F3863"/>
+        <w:spacing w:val="-6"/>
+        <w:sz w:val="18"/>
+      </w:rPr>
+      <w:t xml:space="preserve"> </w:t>
+    </w:r>
+    <w:r>
+      <w:rPr>
+        <w:color w:val="1F3863"/>
+        <w:sz w:val="18"/>
+      </w:rPr>
+      <w:t>de</w:t>
+    </w:r>
+    <w:r>
+      <w:rPr>
+        <w:color w:val="1F3863"/>
+        <w:spacing w:val="-8"/>
+        <w:sz w:val="18"/>
+      </w:rPr>
+      <w:t xml:space="preserve"> </w:t>
+    </w:r>
+    <w:r>
+      <w:rPr>
+        <w:color w:val="1F3863"/>
+        <w:spacing w:val="-2"/>
+        <w:sz w:val="18"/>
+      </w:rPr>
+      <w:t>América</w:t>
+    </w:r>
+  </w:p>
+  <w:p>
+    <w:pPr>
+      <w:spacing w:before="5" w:line="237" w:lineRule="auto"/>
+      <w:jc w:val="center"/>
+      <w:rPr>
+        <w:color w:val="1F3863"/>
+        <w:spacing w:val="-4"/>
+        <w:sz w:val="19"/>
+      </w:rPr>
+    </w:pPr>
+    <w:r>
+      <w:rPr>
+        <w:color w:val="1F3863"/>
+        <w:spacing w:val="-4"/>
+        <w:sz w:val="19"/>
+      </w:rPr>
+      <w:t>FACULTAD</w:t>
+    </w:r>
+    <w:r>
+      <w:rPr>
+        <w:color w:val="1F3863"/>
+        <w:spacing w:val="-6"/>
+        <w:sz w:val="19"/>
+      </w:rPr>
+      <w:t xml:space="preserve"> </w:t>
+    </w:r>
+    <w:r>
+      <w:rPr>
+        <w:color w:val="1F3863"/>
+        <w:spacing w:val="-4"/>
+        <w:sz w:val="19"/>
+      </w:rPr>
+      <w:t>DE LETRAS</w:t>
+    </w:r>
+    <w:r>
+      <w:rPr>
+        <w:color w:val="1F3863"/>
+        <w:spacing w:val="-7"/>
+        <w:sz w:val="19"/>
+      </w:rPr>
+      <w:t xml:space="preserve"> </w:t>
+    </w:r>
+    <w:r>
+      <w:rPr>
+        <w:color w:val="1F3863"/>
+        <w:spacing w:val="-4"/>
+        <w:sz w:val="19"/>
+      </w:rPr>
+      <w:t>Y CIENCIAS HUMANAS</w:t>
+    </w:r>
+  </w:p>
+  <w:p>
+    <w:pPr>
+      <w:spacing w:before="5" w:line="237" w:lineRule="auto"/>
+      <w:jc w:val="center"/>
+      <w:rPr>
+        <w:sz w:val="19"/>
+      </w:rPr>
+    </w:pPr>
+    <w:r>
+      <w:rPr>
+        <w:color w:val="1F3863"/>
+        <w:sz w:val="19"/>
+      </w:rPr>
+      <w:t>CENTRO DE IDIOMAS</w:t>
+    </w:r>
+  </w:p>
+  <w:p>
+    <w:pPr>
+      <w:pStyle w:val="Encabezado"/>
+    </w:pPr>
+  </w:p>
+</w:hdr>
 </file>
 
 <file path=word/styles.xml><?xml version="1.0" encoding="utf-8"?>
@@ -3922,6 +3675,56 @@
     <w:uiPriority w:val="1"/>
     <w:qFormat/>
   </w:style>
+  <w:style w:type="paragraph" w:styleId="Encabezado">
+    <w:name w:val="header"/>
+    <w:basedOn w:val="Normal"/>
+    <w:link w:val="EncabezadoCar"/>
+    <w:uiPriority w:val="99"/>
+    <w:unhideWhenUsed/>
+    <w:rsid w:val="00316503"/>
+    <w:pPr>
+      <w:tabs>
+        <w:tab w:val="center" w:pos="4252"/>
+        <w:tab w:val="right" w:pos="8504"/>
+      </w:tabs>
+    </w:pPr>
+  </w:style>
+  <w:style w:type="character" w:customStyle="1" w:styleId="EncabezadoCar">
+    <w:name w:val="Encabezado Car"/>
+    <w:basedOn w:val="Fuentedeprrafopredeter"/>
+    <w:link w:val="Encabezado"/>
+    <w:uiPriority w:val="99"/>
+    <w:rsid w:val="00316503"/>
+    <w:rPr>
+      <w:rFonts w:ascii="Times New Roman" w:eastAsia="Times New Roman" w:hAnsi="Times New Roman" w:cs="Times New Roman"/>
+      <w:lang w:val="es-ES"/>
+    </w:rPr>
+  </w:style>
+  <w:style w:type="paragraph" w:styleId="Piedepgina">
+    <w:name w:val="footer"/>
+    <w:basedOn w:val="Normal"/>
+    <w:link w:val="PiedepginaCar"/>
+    <w:uiPriority w:val="99"/>
+    <w:unhideWhenUsed/>
+    <w:rsid w:val="00316503"/>
+    <w:pPr>
+      <w:tabs>
+        <w:tab w:val="center" w:pos="4252"/>
+        <w:tab w:val="right" w:pos="8504"/>
+      </w:tabs>
+    </w:pPr>
+  </w:style>
+  <w:style w:type="character" w:customStyle="1" w:styleId="PiedepginaCar">
+    <w:name w:val="Pie de página Car"/>
+    <w:basedOn w:val="Fuentedeprrafopredeter"/>
+    <w:link w:val="Piedepgina"/>
+    <w:uiPriority w:val="99"/>
+    <w:rsid w:val="00316503"/>
+    <w:rPr>
+      <w:rFonts w:ascii="Times New Roman" w:eastAsia="Times New Roman" w:hAnsi="Times New Roman" w:cs="Times New Roman"/>
+      <w:lang w:val="es-ES"/>
+    </w:rPr>
+  </w:style>
 </w:styles>
 </file>
 
